--- a/协作/模板/附件B-专项审查清单.docx
+++ b/协作/模板/附件B-专项审查清单.docx
@@ -138,12 +138,12 @@
     </w:p>
     <w:p>
       <w:r>
-        <w:t>专项评审（G5）用它；按项目画像声明的专项类别取用对应条目。</w:t>
+        <w:t>架构契约设计员产出并冻结；检查项编号由本清单唯一分配，审查报告只能引用、不得自造。</w:t>
       </w:r>
     </w:p>
     <w:p>
       <w:r>
-        <w:t>冻结后要改，必须记一条变更并重新评审；结论只能填：同意 / 驳回 / 不适用。</w:t>
+        <w:t>冻结后要改，必须记一条变更并重新评审；结论只能是 同意 / 驳回 / 不适用。</w:t>
       </w:r>
     </w:p>
     <w:p>
@@ -204,7 +204,7 @@
           </w:tcPr>
           <w:p>
             <w:r>
-              <w:t>证据编号</w:t>
+              <w:t>证据指针</w:t>
             </w:r>
           </w:p>
         </w:tc>
@@ -356,7 +356,7 @@
           </w:tcPr>
           <w:p>
             <w:r>
-              <w:t>性能：关键路径的复杂度与实测数据（含口径与样本量）</w:t>
+              <w:t>性能：关键路径复杂度与实测数据（含口径与样本量）</w:t>
             </w:r>
           </w:p>
         </w:tc>
